--- a/nir/TZ_NIR.docx
+++ b/nir/TZ_NIR.docx
@@ -486,7 +486,16 @@
           <w:sz w:val="40"/>
           <w:szCs w:val="40"/>
         </w:rPr>
-        <w:t xml:space="preserve"> жестов в текст с использованием глубокого обучения</w:t>
+        <w:t xml:space="preserve"> жестов в текст с использованием </w:t>
+      </w:r>
+      <w:r>
+        <w:rPr>
+          <w:b/>
+          <w:i/>
+          <w:iCs/>
+          <w:sz w:val="36"/>
+        </w:rPr>
+        <w:t>рекуррентных нейронных сетей</w:t>
       </w:r>
       <w:r>
         <w:rPr>
@@ -609,15 +618,7 @@
           <w:rFonts w:ascii="Liberation Serif" w:hAnsi="Liberation Serif" w:cs="Liberation Serif"/>
           <w:b/>
         </w:rPr>
-        <w:t>________________</w:t>
-      </w:r>
-      <w:proofErr w:type="gramStart"/>
-      <w:r>
-        <w:rPr>
-          <w:rFonts w:ascii="Liberation Serif" w:hAnsi="Liberation Serif" w:cs="Liberation Serif"/>
-          <w:b/>
-        </w:rPr>
-        <w:t xml:space="preserve">_  </w:t>
+        <w:t xml:space="preserve">_________________  </w:t>
       </w:r>
       <w:proofErr w:type="spellStart"/>
       <w:r>
@@ -627,7 +628,6 @@
         <w:t>Ву</w:t>
       </w:r>
       <w:proofErr w:type="spellEnd"/>
-      <w:proofErr w:type="gramEnd"/>
       <w:r>
         <w:rPr>
           <w:rStyle w:val="layout"/>
@@ -699,28 +699,13 @@
           <w:rFonts w:ascii="Liberation Serif" w:hAnsi="Liberation Serif" w:cs="Liberation Serif"/>
           <w:b/>
         </w:rPr>
-        <w:t>________________</w:t>
-      </w:r>
-      <w:proofErr w:type="gramStart"/>
-      <w:r>
-        <w:rPr>
-          <w:rFonts w:ascii="Liberation Serif" w:hAnsi="Liberation Serif" w:cs="Liberation Serif"/>
-          <w:b/>
-        </w:rPr>
-        <w:t xml:space="preserve">_  </w:t>
-      </w:r>
-      <w:r>
-        <w:rPr>
-          <w:rFonts w:ascii="Liberation Serif" w:hAnsi="Liberation Serif" w:cs="Liberation Serif"/>
-        </w:rPr>
-        <w:t>Быстрицкая</w:t>
-      </w:r>
-      <w:proofErr w:type="gramEnd"/>
-      <w:r>
-        <w:rPr>
-          <w:rFonts w:ascii="Liberation Serif" w:hAnsi="Liberation Serif" w:cs="Liberation Serif"/>
-        </w:rPr>
-        <w:t xml:space="preserve"> А. Ю.</w:t>
+        <w:t xml:space="preserve">_________________  </w:t>
+      </w:r>
+      <w:r>
+        <w:rPr>
+          <w:rFonts w:ascii="Liberation Serif" w:hAnsi="Liberation Serif" w:cs="Liberation Serif"/>
+        </w:rPr>
+        <w:t>Быстрицкая А. Ю.</w:t>
       </w:r>
     </w:p>
     <w:p>
@@ -1029,21 +1014,7 @@
         <w:rPr>
           <w:rFonts w:ascii="Liberation Serif" w:hAnsi="Liberation Serif" w:cs="Liberation Serif"/>
         </w:rPr>
-        <w:t>_____________</w:t>
-      </w:r>
-      <w:proofErr w:type="gramStart"/>
-      <w:r>
-        <w:rPr>
-          <w:rFonts w:ascii="Liberation Serif" w:hAnsi="Liberation Serif" w:cs="Liberation Serif"/>
-        </w:rPr>
-        <w:t>_  И.</w:t>
-      </w:r>
-      <w:proofErr w:type="gramEnd"/>
-      <w:r>
-        <w:rPr>
-          <w:rFonts w:ascii="Liberation Serif" w:hAnsi="Liberation Serif" w:cs="Liberation Serif"/>
-        </w:rPr>
-        <w:t xml:space="preserve"> В. Рудаков</w:t>
+        <w:t>______________  И. В. Рудаков</w:t>
       </w:r>
     </w:p>
     <w:p>
@@ -1219,7 +1190,18 @@
           <w:sz w:val="28"/>
           <w:szCs w:val="28"/>
         </w:rPr>
-        <w:t xml:space="preserve"> жестов в текст с использованием глубокого обучения</w:t>
+        <w:t xml:space="preserve"> жестов в текст с использованием </w:t>
+      </w:r>
+      <w:r>
+        <w:rPr>
+          <w:rStyle w:val="layout"/>
+          <w:b/>
+          <w:bCs/>
+          <w:iCs/>
+          <w:sz w:val="28"/>
+          <w:szCs w:val="28"/>
+        </w:rPr>
+        <w:t>рекуррентных нейронных сетей</w:t>
       </w:r>
       <w:r>
         <w:rPr>
@@ -1647,146 +1629,110 @@
           <w:sz w:val="18"/>
           <w:szCs w:val="18"/>
         </w:rPr>
-        <w:t xml:space="preserve">(Подпись, </w:t>
-      </w:r>
-      <w:proofErr w:type="gramStart"/>
+        <w:t xml:space="preserve">(Подпись, дата)                             (И.О.Фамилия)            </w:t>
+      </w:r>
+    </w:p>
+    <w:p>
+      <w:pPr>
+        <w:spacing w:line="276" w:lineRule="auto"/>
+        <w:jc w:val="center"/>
+        <w:rPr>
+          <w:rFonts w:ascii="Liberation Serif" w:hAnsi="Liberation Serif" w:cs="Liberation Serif"/>
+          <w:b/>
+          <w:sz w:val="28"/>
+          <w:szCs w:val="28"/>
+        </w:rPr>
+      </w:pPr>
+      <w:r>
+        <w:rPr>
+          <w:rFonts w:ascii="Liberation Serif" w:hAnsi="Liberation Serif" w:cs="Liberation Serif"/>
+          <w:b/>
+        </w:rPr>
+        <w:t>Студент</w:t>
+      </w:r>
+      <w:r>
+        <w:rPr>
+          <w:rFonts w:ascii="Liberation Serif" w:hAnsi="Liberation Serif" w:cs="Liberation Serif"/>
+          <w:b/>
+        </w:rPr>
+        <w:tab/>
+      </w:r>
+      <w:r>
+        <w:rPr>
+          <w:rFonts w:ascii="Liberation Serif" w:hAnsi="Liberation Serif" w:cs="Liberation Serif"/>
+          <w:b/>
+        </w:rPr>
+        <w:tab/>
+      </w:r>
+      <w:r>
+        <w:rPr>
+          <w:rFonts w:ascii="Liberation Serif" w:hAnsi="Liberation Serif" w:cs="Liberation Serif"/>
+          <w:b/>
+        </w:rPr>
+        <w:tab/>
+      </w:r>
+      <w:r>
+        <w:rPr>
+          <w:rFonts w:ascii="Liberation Serif" w:hAnsi="Liberation Serif" w:cs="Liberation Serif"/>
+          <w:b/>
+        </w:rPr>
+        <w:tab/>
+      </w:r>
+      <w:r>
+        <w:rPr>
+          <w:rFonts w:ascii="Liberation Serif" w:hAnsi="Liberation Serif" w:cs="Liberation Serif"/>
+          <w:b/>
+        </w:rPr>
+        <w:tab/>
+      </w:r>
+      <w:r>
+        <w:rPr>
+          <w:rFonts w:ascii="Liberation Serif" w:hAnsi="Liberation Serif" w:cs="Liberation Serif"/>
+          <w:b/>
+        </w:rPr>
+        <w:t xml:space="preserve">       </w:t>
+      </w:r>
+      <w:r>
+        <w:rPr>
+          <w:rFonts w:ascii="Liberation Serif" w:hAnsi="Liberation Serif" w:cs="Liberation Serif"/>
+          <w:b/>
+        </w:rPr>
+        <w:t xml:space="preserve">_________________  </w:t>
+      </w:r>
+      <w:r>
+        <w:rPr>
+          <w:rFonts w:ascii="Liberation Serif" w:hAnsi="Liberation Serif" w:cs="Liberation Serif"/>
+          <w:b/>
+        </w:rPr>
+        <w:t xml:space="preserve">       </w:t>
+      </w:r>
+      <w:proofErr w:type="spellStart"/>
+      <w:r>
+        <w:rPr>
+          <w:rStyle w:val="layout"/>
+        </w:rPr>
+        <w:t>Ву</w:t>
+      </w:r>
+      <w:proofErr w:type="spellEnd"/>
+      <w:r>
+        <w:rPr>
+          <w:rStyle w:val="layout"/>
+        </w:rPr>
+        <w:t xml:space="preserve"> Минь Куанг</w:t>
+      </w:r>
+    </w:p>
+    <w:p>
+      <w:pPr>
+        <w:ind w:right="565"/>
+        <w:jc w:val="right"/>
+      </w:pPr>
       <w:r>
         <w:rPr>
           <w:rFonts w:ascii="Liberation Serif" w:hAnsi="Liberation Serif" w:cs="Liberation Serif"/>
           <w:sz w:val="18"/>
           <w:szCs w:val="18"/>
         </w:rPr>
-        <w:t xml:space="preserve">дата)   </w:t>
-      </w:r>
-      <w:proofErr w:type="gramEnd"/>
-      <w:r>
-        <w:rPr>
-          <w:rFonts w:ascii="Liberation Serif" w:hAnsi="Liberation Serif" w:cs="Liberation Serif"/>
-          <w:sz w:val="18"/>
-          <w:szCs w:val="18"/>
-        </w:rPr>
-        <w:t xml:space="preserve">                          (И.О.Фамилия)            </w:t>
-      </w:r>
-    </w:p>
-    <w:p>
-      <w:pPr>
-        <w:spacing w:line="276" w:lineRule="auto"/>
-        <w:jc w:val="center"/>
-        <w:rPr>
-          <w:rFonts w:ascii="Liberation Serif" w:hAnsi="Liberation Serif" w:cs="Liberation Serif"/>
-          <w:b/>
-          <w:sz w:val="28"/>
-          <w:szCs w:val="28"/>
-        </w:rPr>
-      </w:pPr>
-      <w:r>
-        <w:rPr>
-          <w:rFonts w:ascii="Liberation Serif" w:hAnsi="Liberation Serif" w:cs="Liberation Serif"/>
-          <w:b/>
-        </w:rPr>
-        <w:t>Студент</w:t>
-      </w:r>
-      <w:r>
-        <w:rPr>
-          <w:rFonts w:ascii="Liberation Serif" w:hAnsi="Liberation Serif" w:cs="Liberation Serif"/>
-          <w:b/>
-        </w:rPr>
-        <w:tab/>
-      </w:r>
-      <w:r>
-        <w:rPr>
-          <w:rFonts w:ascii="Liberation Serif" w:hAnsi="Liberation Serif" w:cs="Liberation Serif"/>
-          <w:b/>
-        </w:rPr>
-        <w:tab/>
-      </w:r>
-      <w:r>
-        <w:rPr>
-          <w:rFonts w:ascii="Liberation Serif" w:hAnsi="Liberation Serif" w:cs="Liberation Serif"/>
-          <w:b/>
-        </w:rPr>
-        <w:tab/>
-      </w:r>
-      <w:r>
-        <w:rPr>
-          <w:rFonts w:ascii="Liberation Serif" w:hAnsi="Liberation Serif" w:cs="Liberation Serif"/>
-          <w:b/>
-        </w:rPr>
-        <w:tab/>
-      </w:r>
-      <w:r>
-        <w:rPr>
-          <w:rFonts w:ascii="Liberation Serif" w:hAnsi="Liberation Serif" w:cs="Liberation Serif"/>
-          <w:b/>
-        </w:rPr>
-        <w:tab/>
-      </w:r>
-      <w:r>
-        <w:rPr>
-          <w:rFonts w:ascii="Liberation Serif" w:hAnsi="Liberation Serif" w:cs="Liberation Serif"/>
-          <w:b/>
-        </w:rPr>
-        <w:t xml:space="preserve">       </w:t>
-      </w:r>
-      <w:r>
-        <w:rPr>
-          <w:rFonts w:ascii="Liberation Serif" w:hAnsi="Liberation Serif" w:cs="Liberation Serif"/>
-          <w:b/>
-        </w:rPr>
-        <w:t xml:space="preserve">_________________  </w:t>
-      </w:r>
-      <w:r>
-        <w:rPr>
-          <w:rFonts w:ascii="Liberation Serif" w:hAnsi="Liberation Serif" w:cs="Liberation Serif"/>
-          <w:b/>
-        </w:rPr>
-        <w:t xml:space="preserve">       </w:t>
-      </w:r>
-      <w:proofErr w:type="spellStart"/>
-      <w:r>
-        <w:rPr>
-          <w:rStyle w:val="layout"/>
-        </w:rPr>
-        <w:t>Ву</w:t>
-      </w:r>
-      <w:proofErr w:type="spellEnd"/>
-      <w:r>
-        <w:rPr>
-          <w:rStyle w:val="layout"/>
-        </w:rPr>
-        <w:t xml:space="preserve"> Минь Куанг</w:t>
-      </w:r>
-    </w:p>
-    <w:p>
-      <w:pPr>
-        <w:ind w:right="565"/>
-        <w:jc w:val="right"/>
-      </w:pPr>
-      <w:r>
-        <w:rPr>
-          <w:rFonts w:ascii="Liberation Serif" w:hAnsi="Liberation Serif" w:cs="Liberation Serif"/>
-          <w:sz w:val="18"/>
-          <w:szCs w:val="18"/>
-        </w:rPr>
-        <w:t xml:space="preserve">(Подпись, </w:t>
-      </w:r>
-      <w:proofErr w:type="gramStart"/>
-      <w:r>
-        <w:rPr>
-          <w:rFonts w:ascii="Liberation Serif" w:hAnsi="Liberation Serif" w:cs="Liberation Serif"/>
-          <w:sz w:val="18"/>
-          <w:szCs w:val="18"/>
-        </w:rPr>
-        <w:t xml:space="preserve">дата)   </w:t>
-      </w:r>
-      <w:proofErr w:type="gramEnd"/>
-      <w:r>
-        <w:rPr>
-          <w:rFonts w:ascii="Liberation Serif" w:hAnsi="Liberation Serif" w:cs="Liberation Serif"/>
-          <w:sz w:val="18"/>
-          <w:szCs w:val="18"/>
-        </w:rPr>
-        <w:t xml:space="preserve">                          (И.О.Фамилия)            </w:t>
+        <w:t xml:space="preserve">(Подпись, дата)                             (И.О.Фамилия)            </w:t>
       </w:r>
     </w:p>
     <w:sectPr>
@@ -2049,6 +1995,7 @@
     <w:lsdException w:name="HTML Sample" w:semiHidden="1" w:unhideWhenUsed="1"/>
     <w:lsdException w:name="HTML Typewriter" w:semiHidden="1" w:unhideWhenUsed="1"/>
     <w:lsdException w:name="HTML Variable" w:semiHidden="1" w:unhideWhenUsed="1"/>
+    <w:lsdException w:name="Normal Table" w:semiHidden="1" w:unhideWhenUsed="1"/>
     <w:lsdException w:name="annotation subject" w:semiHidden="1" w:unhideWhenUsed="1"/>
     <w:lsdException w:name="No List" w:semiHidden="1" w:unhideWhenUsed="1"/>
     <w:lsdException w:name="Outline List 1" w:semiHidden="1" w:unhideWhenUsed="1"/>
@@ -2095,8 +2042,10 @@
     <w:lsdException w:name="Table Subtle 2" w:semiHidden="1" w:unhideWhenUsed="1"/>
     <w:lsdException w:name="Table Web 1" w:semiHidden="1" w:unhideWhenUsed="1"/>
     <w:lsdException w:name="Table Web 2" w:semiHidden="1" w:unhideWhenUsed="1"/>
+    <w:lsdException w:name="Table Web 3" w:semiHidden="1" w:unhideWhenUsed="1"/>
     <w:lsdException w:name="Balloon Text" w:semiHidden="1" w:unhideWhenUsed="1"/>
     <w:lsdException w:name="Table Grid" w:uiPriority="59"/>
+    <w:lsdException w:name="Table Theme" w:semiHidden="1" w:unhideWhenUsed="1"/>
     <w:lsdException w:name="Placeholder Text" w:semiHidden="1"/>
     <w:lsdException w:name="No Spacing" w:uiPriority="1" w:qFormat="1"/>
     <w:lsdException w:name="Light Shading" w:uiPriority="60"/>
